--- a/public/tours/international/europe/itineraries/12 Days Ultimate Europe Explorer.docx
+++ b/public/tours/international/europe/itineraries/12 Days Ultimate Europe Explorer.docx
@@ -1,6 +1,6 @@
 
 <file path=word/document.xml><?xml version="1.0" encoding="utf-8"?>
-<w:document xmlns:wpc="http://schemas.microsoft.com/office/word/2010/wordprocessingCanvas" xmlns:cx="http://schemas.microsoft.com/office/drawing/2014/chartex" xmlns:cx1="http://schemas.microsoft.com/office/drawing/2015/9/8/chartex" xmlns:cx2="http://schemas.microsoft.com/office/drawing/2015/10/21/chartex" xmlns:cx3="http://schemas.microsoft.com/office/drawing/2016/5/9/chartex" xmlns:cx4="http://schemas.microsoft.com/office/drawing/2016/5/10/chartex" xmlns:cx5="http://schemas.microsoft.com/office/drawing/2016/5/11/chartex" xmlns:cx6="http://schemas.microsoft.com/office/drawing/2016/5/12/chartex" xmlns:cx7="http://schemas.microsoft.com/office/drawing/2016/5/13/chartex" xmlns:cx8="http://schemas.microsoft.com/office/drawing/2016/5/14/chartex" xmlns:mc="http://schemas.openxmlformats.org/markup-compatibility/2006" xmlns:aink="http://schemas.microsoft.com/office/drawing/2016/ink" xmlns:am3d="http://schemas.microsoft.com/office/drawing/2017/model3d" xmlns:o="urn:schemas-microsoft-com:office:office" xmlns:oel="http://schemas.microsoft.com/office/2019/extlst" xmlns:r="http://schemas.openxmlformats.org/officeDocument/2006/relationships" xmlns:m="http://schemas.openxmlformats.org/officeDocument/2006/math" xmlns:v="urn:schemas-microsoft-com:vml" xmlns:wp14="http://schemas.microsoft.com/office/word/2010/wordprocessingDrawing" xmlns:wp="http://schemas.openxmlformats.org/drawingml/2006/wordprocessingDrawing" xmlns:w10="urn:schemas-microsoft-com:office:word" xmlns:w="http://schemas.openxmlformats.org/wordprocessingml/2006/main" xmlns:w14="http://schemas.microsoft.com/office/word/2010/wordml" xmlns:w15="http://schemas.microsoft.com/office/word/2012/wordml" xmlns:w16cex="http://schemas.microsoft.com/office/word/2018/wordml/cex" xmlns:w16cid="http://schemas.microsoft.com/office/word/2016/wordml/cid" xmlns:w16="http://schemas.microsoft.com/office/word/2018/wordml" xmlns:w16du="http://schemas.microsoft.com/office/word/2023/wordml/word16du" xmlns:w16sdtdh="http://schemas.microsoft.com/office/word/2020/wordml/sdtdatahash" xmlns:w16sdtfl="http://schemas.microsoft.com/office/word/2024/wordml/sdtformatlock" xmlns:w16se="http://schemas.microsoft.com/office/word/2015/wordml/symex" xmlns:wpg="http://schemas.microsoft.com/office/word/2010/wordprocessingGroup" xmlns:wpi="http://schemas.microsoft.com/office/word/2010/wordprocessingInk" xmlns:wne="http://schemas.microsoft.com/office/word/2006/wordml" xmlns:wps="http://schemas.microsoft.com/office/word/2010/wordprocessingShape" mc:Ignorable="w14 w15 w16se w16cid w16 w16cex w16sdtdh w16sdtfl w16du wp14">
+<w:document xmlns:wpc="http://schemas.microsoft.com/office/word/2010/wordprocessingCanvas" xmlns:cx="http://schemas.microsoft.com/office/drawing/2014/chartex" xmlns:cx1="http://schemas.microsoft.com/office/drawing/2015/9/8/chartex" xmlns:cx2="http://schemas.microsoft.com/office/drawing/2015/10/21/chartex" xmlns:cx3="http://schemas.microsoft.com/office/drawing/2016/5/9/chartex" xmlns:cx4="http://schemas.microsoft.com/office/drawing/2016/5/10/chartex" xmlns:cx5="http://schemas.microsoft.com/office/drawing/2016/5/11/chartex" xmlns:cx6="http://schemas.microsoft.com/office/drawing/2016/5/12/chartex" xmlns:cx7="http://schemas.microsoft.com/office/drawing/2016/5/13/chartex" xmlns:cx8="http://schemas.microsoft.com/office/drawing/2016/5/14/chartex" xmlns:mc="http://schemas.openxmlformats.org/markup-compatibility/2006" xmlns:aink="http://schemas.microsoft.com/office/drawing/2016/ink" xmlns:am3d="http://schemas.microsoft.com/office/drawing/2017/model3d" xmlns:o="urn:schemas-microsoft-com:office:office" xmlns:r="http://schemas.openxmlformats.org/officeDocument/2006/relationships" xmlns:m="http://schemas.openxmlformats.org/officeDocument/2006/math" xmlns:v="urn:schemas-microsoft-com:vml" xmlns:wp14="http://schemas.microsoft.com/office/word/2010/wordprocessingDrawing" xmlns:wp="http://schemas.openxmlformats.org/drawingml/2006/wordprocessingDrawing" xmlns:w10="urn:schemas-microsoft-com:office:word" xmlns:w="http://schemas.openxmlformats.org/wordprocessingml/2006/main" xmlns:w14="http://schemas.microsoft.com/office/word/2010/wordml" xmlns:w15="http://schemas.microsoft.com/office/word/2012/wordml" xmlns:w16cid="http://schemas.microsoft.com/office/word/2016/wordml/cid" xmlns:w16se="http://schemas.microsoft.com/office/word/2015/wordml/symex" xmlns:wpg="http://schemas.microsoft.com/office/word/2010/wordprocessingGroup" xmlns:wpi="http://schemas.microsoft.com/office/word/2010/wordprocessingInk" xmlns:wne="http://schemas.microsoft.com/office/word/2006/wordml" xmlns:wps="http://schemas.microsoft.com/office/word/2010/wordprocessingShape" mc:Ignorable="w14 w15 w16se w16cid wp14">
   <w:body>
     <w:p>
       <w:pPr>
@@ -179,15 +179,276 @@
         </w:rPr>
         <w:t>4Star Category</w:t>
       </w:r>
-      <w:r>
-        <w:rPr>
-          <w:rFonts w:ascii="Arial" w:hAnsi="Arial" w:cs="Arial"/>
-          <w:sz w:val="22"/>
-          <w:szCs w:val="22"/>
-        </w:rPr>
-        <w:br/>
-      </w:r>
-      <w:r>
+      <w:bookmarkStart w:id="0" w:name="_GoBack"/>
+      <w:bookmarkEnd w:id="0"/>
+    </w:p>
+    <w:p>
+      <w:pPr>
+        <w:pStyle w:val="ListParagraph"/>
+        <w:numPr>
+          <w:ilvl w:val="0"/>
+          <w:numId w:val="41"/>
+        </w:numPr>
+        <w:rPr>
+          <w:b/>
+          <w:bCs/>
+        </w:rPr>
+      </w:pPr>
+      <w:r>
+        <w:t xml:space="preserve">Netherlands (Amsterdam) – Van der </w:t>
+      </w:r>
+      <w:proofErr w:type="spellStart"/>
+      <w:r>
+        <w:t>Valk</w:t>
+      </w:r>
+      <w:proofErr w:type="spellEnd"/>
+      <w:r>
+        <w:t xml:space="preserve"> / Fletcher / Leonardo </w:t>
+      </w:r>
+      <w:proofErr w:type="spellStart"/>
+      <w:r>
+        <w:t>Vinkeveen</w:t>
+      </w:r>
+      <w:proofErr w:type="spellEnd"/>
+      <w:r>
+        <w:t xml:space="preserve"> / Fletcher</w:t>
+      </w:r>
+    </w:p>
+    <w:p>
+      <w:pPr>
+        <w:pStyle w:val="ListParagraph"/>
+        <w:numPr>
+          <w:ilvl w:val="0"/>
+          <w:numId w:val="41"/>
+        </w:numPr>
+        <w:rPr>
+          <w:b/>
+          <w:bCs/>
+        </w:rPr>
+      </w:pPr>
+      <w:r>
+        <w:t>Wellness-Hotel Helmond / Bastion Hotel Eindhoven (2N)</w:t>
+      </w:r>
+    </w:p>
+    <w:p>
+      <w:pPr>
+        <w:pStyle w:val="ListParagraph"/>
+        <w:numPr>
+          <w:ilvl w:val="0"/>
+          <w:numId w:val="41"/>
+        </w:numPr>
+        <w:rPr>
+          <w:b/>
+          <w:bCs/>
+        </w:rPr>
+      </w:pPr>
+      <w:r>
+        <w:t xml:space="preserve">Brussels – Best Western </w:t>
+      </w:r>
+      <w:proofErr w:type="spellStart"/>
+      <w:r>
+        <w:t>Wavre</w:t>
+      </w:r>
+      <w:proofErr w:type="spellEnd"/>
+      <w:r>
+        <w:t xml:space="preserve"> / Best Western Brussels South / Thon Hotel Brussels Airport (1N)</w:t>
+      </w:r>
+    </w:p>
+    <w:p>
+      <w:pPr>
+        <w:pStyle w:val="ListParagraph"/>
+        <w:numPr>
+          <w:ilvl w:val="0"/>
+          <w:numId w:val="41"/>
+        </w:numPr>
+        <w:rPr>
+          <w:b/>
+          <w:bCs/>
+        </w:rPr>
+      </w:pPr>
+      <w:r>
+        <w:t xml:space="preserve">Stuttgart – Mercure Sindelfingen / Best Western </w:t>
+      </w:r>
+      <w:proofErr w:type="spellStart"/>
+      <w:r>
+        <w:t>Fellbach</w:t>
+      </w:r>
+      <w:proofErr w:type="spellEnd"/>
+      <w:r>
+        <w:t xml:space="preserve"> (1N)</w:t>
+      </w:r>
+    </w:p>
+    <w:p>
+      <w:pPr>
+        <w:pStyle w:val="ListParagraph"/>
+        <w:numPr>
+          <w:ilvl w:val="0"/>
+          <w:numId w:val="41"/>
+        </w:numPr>
+        <w:rPr>
+          <w:b/>
+          <w:bCs/>
+        </w:rPr>
+      </w:pPr>
+      <w:r>
+        <w:t xml:space="preserve">Munich – Holiday Inn </w:t>
+      </w:r>
+      <w:proofErr w:type="spellStart"/>
+      <w:r>
+        <w:t>Unterhaching</w:t>
+      </w:r>
+      <w:proofErr w:type="spellEnd"/>
+      <w:r>
+        <w:t xml:space="preserve"> / Leonardo City South / Novotel Messe (1N)</w:t>
+      </w:r>
+    </w:p>
+    <w:p>
+      <w:pPr>
+        <w:pStyle w:val="ListParagraph"/>
+        <w:numPr>
+          <w:ilvl w:val="0"/>
+          <w:numId w:val="41"/>
+        </w:numPr>
+        <w:rPr>
+          <w:b/>
+          <w:bCs/>
+        </w:rPr>
+      </w:pPr>
+      <w:r>
+        <w:t xml:space="preserve">Salzburg – </w:t>
+      </w:r>
+      <w:proofErr w:type="spellStart"/>
+      <w:r>
+        <w:t>Gasthaus</w:t>
+      </w:r>
+      <w:proofErr w:type="spellEnd"/>
+      <w:r>
+        <w:t xml:space="preserve"> </w:t>
+      </w:r>
+      <w:proofErr w:type="spellStart"/>
+      <w:r>
+        <w:t>Überfuhr</w:t>
+      </w:r>
+      <w:proofErr w:type="spellEnd"/>
+      <w:r>
+        <w:t xml:space="preserve"> / Austria Trend Messe / Star Inn Messe (2N)</w:t>
+      </w:r>
+    </w:p>
+    <w:p>
+      <w:pPr>
+        <w:pStyle w:val="ListParagraph"/>
+        <w:numPr>
+          <w:ilvl w:val="0"/>
+          <w:numId w:val="41"/>
+        </w:numPr>
+        <w:rPr>
+          <w:b/>
+          <w:bCs/>
+        </w:rPr>
+      </w:pPr>
+      <w:r>
+        <w:t xml:space="preserve">Vienna – B&amp;B Wiener Neudorf / Arion City / </w:t>
+      </w:r>
+      <w:proofErr w:type="spellStart"/>
+      <w:r>
+        <w:t>Pyramide</w:t>
+      </w:r>
+      <w:proofErr w:type="spellEnd"/>
+      <w:r>
+        <w:t xml:space="preserve"> / </w:t>
+      </w:r>
+      <w:proofErr w:type="spellStart"/>
+      <w:r>
+        <w:t>Arcotel</w:t>
+      </w:r>
+      <w:proofErr w:type="spellEnd"/>
+      <w:r>
+        <w:t xml:space="preserve"> / </w:t>
+      </w:r>
+      <w:proofErr w:type="spellStart"/>
+      <w:r>
+        <w:t>acom</w:t>
+      </w:r>
+      <w:proofErr w:type="spellEnd"/>
+      <w:r>
+        <w:t>-Hotel (1N)</w:t>
+      </w:r>
+    </w:p>
+    <w:p>
+      <w:pPr>
+        <w:pStyle w:val="ListParagraph"/>
+        <w:numPr>
+          <w:ilvl w:val="0"/>
+          <w:numId w:val="41"/>
+        </w:numPr>
+        <w:rPr>
+          <w:b/>
+          <w:bCs/>
+        </w:rPr>
+      </w:pPr>
+      <w:r>
+        <w:t xml:space="preserve">Budapest – Holiday Inn </w:t>
+      </w:r>
+      <w:proofErr w:type="spellStart"/>
+      <w:r>
+        <w:t>Budaörs</w:t>
+      </w:r>
+      <w:proofErr w:type="spellEnd"/>
+      <w:r>
+        <w:t xml:space="preserve"> / </w:t>
+      </w:r>
+      <w:proofErr w:type="spellStart"/>
+      <w:r>
+        <w:t>Achat</w:t>
+      </w:r>
+      <w:proofErr w:type="spellEnd"/>
+      <w:r>
+        <w:t xml:space="preserve"> / </w:t>
+      </w:r>
+      <w:proofErr w:type="spellStart"/>
+      <w:r>
+        <w:t>Goldenpark</w:t>
+      </w:r>
+      <w:proofErr w:type="spellEnd"/>
+      <w:r>
+        <w:t xml:space="preserve"> / </w:t>
+      </w:r>
+      <w:proofErr w:type="spellStart"/>
+      <w:r>
+        <w:t>Danubius</w:t>
+      </w:r>
+      <w:proofErr w:type="spellEnd"/>
+      <w:r>
+        <w:t xml:space="preserve"> Flamenco (1N)</w:t>
+      </w:r>
+    </w:p>
+    <w:p>
+      <w:pPr>
+        <w:pStyle w:val="ListParagraph"/>
+        <w:numPr>
+          <w:ilvl w:val="0"/>
+          <w:numId w:val="41"/>
+        </w:numPr>
+        <w:rPr>
+          <w:b/>
+          <w:bCs/>
+        </w:rPr>
+      </w:pPr>
+      <w:r>
+        <w:t xml:space="preserve">Prague – Clarion Congress / </w:t>
+      </w:r>
+      <w:proofErr w:type="spellStart"/>
+      <w:r>
+        <w:t>Olympik</w:t>
+      </w:r>
+      <w:proofErr w:type="spellEnd"/>
+      <w:r>
+        <w:t xml:space="preserve"> / Hotel Duo / Top Hotel / Diplomat (2N)</w:t>
+      </w:r>
+    </w:p>
+    <w:p>
+      <w:pPr>
+        <w:pStyle w:val="Heading3"/>
         <w:rPr>
           <w:rFonts w:ascii="Arial" w:hAnsi="Arial" w:cs="Arial"/>
           <w:b w:val="0"/>
@@ -195,378 +456,15 @@
           <w:sz w:val="22"/>
           <w:szCs w:val="22"/>
         </w:rPr>
-        <w:t xml:space="preserve">Netherlands (Amsterdam) – Van der Valk / Fletcher / Leonardo </w:t>
-      </w:r>
-      <w:proofErr w:type="spellStart"/>
-      <w:r>
+      </w:pPr>
+    </w:p>
+    <w:p>
+      <w:pPr>
+        <w:pStyle w:val="Heading3"/>
         <w:rPr>
           <w:rFonts w:ascii="Arial" w:hAnsi="Arial" w:cs="Arial"/>
           <w:b w:val="0"/>
           <w:bCs w:val="0"/>
-          <w:sz w:val="22"/>
-          <w:szCs w:val="22"/>
-        </w:rPr>
-        <w:t>Vinkeveen</w:t>
-      </w:r>
-      <w:proofErr w:type="spellEnd"/>
-      <w:r>
-        <w:rPr>
-          <w:rFonts w:ascii="Arial" w:hAnsi="Arial" w:cs="Arial"/>
-          <w:b w:val="0"/>
-          <w:bCs w:val="0"/>
-          <w:sz w:val="22"/>
-          <w:szCs w:val="22"/>
-        </w:rPr>
-        <w:t xml:space="preserve"> / Fletcher Wellness-Hotel Helmond / Bastion Hotel Eindhoven (2N)</w:t>
-      </w:r>
-      <w:r>
-        <w:rPr>
-          <w:rFonts w:ascii="Arial" w:hAnsi="Arial" w:cs="Arial"/>
-          <w:b w:val="0"/>
-          <w:bCs w:val="0"/>
-          <w:sz w:val="22"/>
-          <w:szCs w:val="22"/>
-        </w:rPr>
-        <w:br/>
-        <w:t>Brussels – Best Western Wavre / Best Western Brussels South / Thon Hotel Brussels Airport (1N)</w:t>
-      </w:r>
-      <w:r>
-        <w:rPr>
-          <w:rFonts w:ascii="Arial" w:hAnsi="Arial" w:cs="Arial"/>
-          <w:b w:val="0"/>
-          <w:bCs w:val="0"/>
-          <w:sz w:val="22"/>
-          <w:szCs w:val="22"/>
-        </w:rPr>
-        <w:br/>
-        <w:t xml:space="preserve">Stuttgart – Mercure Sindelfingen / Best Western </w:t>
-      </w:r>
-      <w:proofErr w:type="spellStart"/>
-      <w:r>
-        <w:rPr>
-          <w:rFonts w:ascii="Arial" w:hAnsi="Arial" w:cs="Arial"/>
-          <w:b w:val="0"/>
-          <w:bCs w:val="0"/>
-          <w:sz w:val="22"/>
-          <w:szCs w:val="22"/>
-        </w:rPr>
-        <w:t>Fellbach</w:t>
-      </w:r>
-      <w:proofErr w:type="spellEnd"/>
-      <w:r>
-        <w:rPr>
-          <w:rFonts w:ascii="Arial" w:hAnsi="Arial" w:cs="Arial"/>
-          <w:b w:val="0"/>
-          <w:bCs w:val="0"/>
-          <w:sz w:val="22"/>
-          <w:szCs w:val="22"/>
-        </w:rPr>
-        <w:t xml:space="preserve"> (1N)</w:t>
-      </w:r>
-      <w:r>
-        <w:rPr>
-          <w:rFonts w:ascii="Arial" w:hAnsi="Arial" w:cs="Arial"/>
-          <w:b w:val="0"/>
-          <w:bCs w:val="0"/>
-          <w:sz w:val="22"/>
-          <w:szCs w:val="22"/>
-        </w:rPr>
-        <w:br/>
-        <w:t xml:space="preserve">Munich – Holiday Inn </w:t>
-      </w:r>
-      <w:proofErr w:type="spellStart"/>
-      <w:r>
-        <w:rPr>
-          <w:rFonts w:ascii="Arial" w:hAnsi="Arial" w:cs="Arial"/>
-          <w:b w:val="0"/>
-          <w:bCs w:val="0"/>
-          <w:sz w:val="22"/>
-          <w:szCs w:val="22"/>
-        </w:rPr>
-        <w:t>Unterhaching</w:t>
-      </w:r>
-      <w:proofErr w:type="spellEnd"/>
-      <w:r>
-        <w:rPr>
-          <w:rFonts w:ascii="Arial" w:hAnsi="Arial" w:cs="Arial"/>
-          <w:b w:val="0"/>
-          <w:bCs w:val="0"/>
-          <w:sz w:val="22"/>
-          <w:szCs w:val="22"/>
-        </w:rPr>
-        <w:t xml:space="preserve"> / Leonardo City South / Novotel Messe (1N)</w:t>
-      </w:r>
-      <w:r>
-        <w:rPr>
-          <w:rFonts w:ascii="Arial" w:hAnsi="Arial" w:cs="Arial"/>
-          <w:b w:val="0"/>
-          <w:bCs w:val="0"/>
-          <w:sz w:val="22"/>
-          <w:szCs w:val="22"/>
-        </w:rPr>
-        <w:br/>
-        <w:t xml:space="preserve">Salzburg – </w:t>
-      </w:r>
-      <w:proofErr w:type="spellStart"/>
-      <w:r>
-        <w:rPr>
-          <w:rFonts w:ascii="Arial" w:hAnsi="Arial" w:cs="Arial"/>
-          <w:b w:val="0"/>
-          <w:bCs w:val="0"/>
-          <w:sz w:val="22"/>
-          <w:szCs w:val="22"/>
-        </w:rPr>
-        <w:t>Gasthaus</w:t>
-      </w:r>
-      <w:proofErr w:type="spellEnd"/>
-      <w:r>
-        <w:rPr>
-          <w:rFonts w:ascii="Arial" w:hAnsi="Arial" w:cs="Arial"/>
-          <w:b w:val="0"/>
-          <w:bCs w:val="0"/>
-          <w:sz w:val="22"/>
-          <w:szCs w:val="22"/>
-        </w:rPr>
-        <w:t xml:space="preserve"> </w:t>
-      </w:r>
-      <w:proofErr w:type="spellStart"/>
-      <w:r>
-        <w:rPr>
-          <w:rFonts w:ascii="Arial" w:hAnsi="Arial" w:cs="Arial"/>
-          <w:b w:val="0"/>
-          <w:bCs w:val="0"/>
-          <w:sz w:val="22"/>
-          <w:szCs w:val="22"/>
-        </w:rPr>
-        <w:t>Überfuhr</w:t>
-      </w:r>
-      <w:proofErr w:type="spellEnd"/>
-      <w:r>
-        <w:rPr>
-          <w:rFonts w:ascii="Arial" w:hAnsi="Arial" w:cs="Arial"/>
-          <w:b w:val="0"/>
-          <w:bCs w:val="0"/>
-          <w:sz w:val="22"/>
-          <w:szCs w:val="22"/>
-        </w:rPr>
-        <w:t xml:space="preserve"> / Austria Trend Messe / Star Inn Messe (2N)</w:t>
-      </w:r>
-      <w:r>
-        <w:rPr>
-          <w:rFonts w:ascii="Arial" w:hAnsi="Arial" w:cs="Arial"/>
-          <w:b w:val="0"/>
-          <w:bCs w:val="0"/>
-          <w:sz w:val="22"/>
-          <w:szCs w:val="22"/>
-        </w:rPr>
-        <w:br/>
-        <w:t xml:space="preserve">Vienna – B&amp;B Wiener Neudorf / Arion City / </w:t>
-      </w:r>
-      <w:proofErr w:type="spellStart"/>
-      <w:r>
-        <w:rPr>
-          <w:rFonts w:ascii="Arial" w:hAnsi="Arial" w:cs="Arial"/>
-          <w:b w:val="0"/>
-          <w:bCs w:val="0"/>
-          <w:sz w:val="22"/>
-          <w:szCs w:val="22"/>
-        </w:rPr>
-        <w:t>Pyramide</w:t>
-      </w:r>
-      <w:proofErr w:type="spellEnd"/>
-      <w:r>
-        <w:rPr>
-          <w:rFonts w:ascii="Arial" w:hAnsi="Arial" w:cs="Arial"/>
-          <w:b w:val="0"/>
-          <w:bCs w:val="0"/>
-          <w:sz w:val="22"/>
-          <w:szCs w:val="22"/>
-        </w:rPr>
-        <w:t xml:space="preserve"> / </w:t>
-      </w:r>
-      <w:proofErr w:type="spellStart"/>
-      <w:r>
-        <w:rPr>
-          <w:rFonts w:ascii="Arial" w:hAnsi="Arial" w:cs="Arial"/>
-          <w:b w:val="0"/>
-          <w:bCs w:val="0"/>
-          <w:sz w:val="22"/>
-          <w:szCs w:val="22"/>
-        </w:rPr>
-        <w:t>Arcotel</w:t>
-      </w:r>
-      <w:proofErr w:type="spellEnd"/>
-      <w:r>
-        <w:rPr>
-          <w:rFonts w:ascii="Arial" w:hAnsi="Arial" w:cs="Arial"/>
-          <w:b w:val="0"/>
-          <w:bCs w:val="0"/>
-          <w:sz w:val="22"/>
-          <w:szCs w:val="22"/>
-        </w:rPr>
-        <w:t xml:space="preserve"> / </w:t>
-      </w:r>
-      <w:proofErr w:type="spellStart"/>
-      <w:r>
-        <w:rPr>
-          <w:rFonts w:ascii="Arial" w:hAnsi="Arial" w:cs="Arial"/>
-          <w:b w:val="0"/>
-          <w:bCs w:val="0"/>
-          <w:sz w:val="22"/>
-          <w:szCs w:val="22"/>
-        </w:rPr>
-        <w:t>acom</w:t>
-      </w:r>
-      <w:proofErr w:type="spellEnd"/>
-      <w:r>
-        <w:rPr>
-          <w:rFonts w:ascii="Arial" w:hAnsi="Arial" w:cs="Arial"/>
-          <w:b w:val="0"/>
-          <w:bCs w:val="0"/>
-          <w:sz w:val="22"/>
-          <w:szCs w:val="22"/>
-        </w:rPr>
-        <w:t>-Hotel (1N)</w:t>
-      </w:r>
-      <w:r>
-        <w:rPr>
-          <w:rFonts w:ascii="Arial" w:hAnsi="Arial" w:cs="Arial"/>
-          <w:b w:val="0"/>
-          <w:bCs w:val="0"/>
-          <w:sz w:val="22"/>
-          <w:szCs w:val="22"/>
-        </w:rPr>
-        <w:br/>
-        <w:t xml:space="preserve">Budapest – Holiday Inn </w:t>
-      </w:r>
-      <w:proofErr w:type="spellStart"/>
-      <w:r>
-        <w:rPr>
-          <w:rFonts w:ascii="Arial" w:hAnsi="Arial" w:cs="Arial"/>
-          <w:b w:val="0"/>
-          <w:bCs w:val="0"/>
-          <w:sz w:val="22"/>
-          <w:szCs w:val="22"/>
-        </w:rPr>
-        <w:t>Budaörs</w:t>
-      </w:r>
-      <w:proofErr w:type="spellEnd"/>
-      <w:r>
-        <w:rPr>
-          <w:rFonts w:ascii="Arial" w:hAnsi="Arial" w:cs="Arial"/>
-          <w:b w:val="0"/>
-          <w:bCs w:val="0"/>
-          <w:sz w:val="22"/>
-          <w:szCs w:val="22"/>
-        </w:rPr>
-        <w:t xml:space="preserve"> / </w:t>
-      </w:r>
-      <w:proofErr w:type="spellStart"/>
-      <w:r>
-        <w:rPr>
-          <w:rFonts w:ascii="Arial" w:hAnsi="Arial" w:cs="Arial"/>
-          <w:b w:val="0"/>
-          <w:bCs w:val="0"/>
-          <w:sz w:val="22"/>
-          <w:szCs w:val="22"/>
-        </w:rPr>
-        <w:t>Achat</w:t>
-      </w:r>
-      <w:proofErr w:type="spellEnd"/>
-      <w:r>
-        <w:rPr>
-          <w:rFonts w:ascii="Arial" w:hAnsi="Arial" w:cs="Arial"/>
-          <w:b w:val="0"/>
-          <w:bCs w:val="0"/>
-          <w:sz w:val="22"/>
-          <w:szCs w:val="22"/>
-        </w:rPr>
-        <w:t xml:space="preserve"> / </w:t>
-      </w:r>
-      <w:proofErr w:type="spellStart"/>
-      <w:r>
-        <w:rPr>
-          <w:rFonts w:ascii="Arial" w:hAnsi="Arial" w:cs="Arial"/>
-          <w:b w:val="0"/>
-          <w:bCs w:val="0"/>
-          <w:sz w:val="22"/>
-          <w:szCs w:val="22"/>
-        </w:rPr>
-        <w:t>Goldenpark</w:t>
-      </w:r>
-      <w:proofErr w:type="spellEnd"/>
-      <w:r>
-        <w:rPr>
-          <w:rFonts w:ascii="Arial" w:hAnsi="Arial" w:cs="Arial"/>
-          <w:b w:val="0"/>
-          <w:bCs w:val="0"/>
-          <w:sz w:val="22"/>
-          <w:szCs w:val="22"/>
-        </w:rPr>
-        <w:t xml:space="preserve"> / </w:t>
-      </w:r>
-      <w:proofErr w:type="spellStart"/>
-      <w:r>
-        <w:rPr>
-          <w:rFonts w:ascii="Arial" w:hAnsi="Arial" w:cs="Arial"/>
-          <w:b w:val="0"/>
-          <w:bCs w:val="0"/>
-          <w:sz w:val="22"/>
-          <w:szCs w:val="22"/>
-        </w:rPr>
-        <w:t>Danubius</w:t>
-      </w:r>
-      <w:proofErr w:type="spellEnd"/>
-      <w:r>
-        <w:rPr>
-          <w:rFonts w:ascii="Arial" w:hAnsi="Arial" w:cs="Arial"/>
-          <w:b w:val="0"/>
-          <w:bCs w:val="0"/>
-          <w:sz w:val="22"/>
-          <w:szCs w:val="22"/>
-        </w:rPr>
-        <w:t xml:space="preserve"> Flamenco (1N)</w:t>
-      </w:r>
-      <w:r>
-        <w:rPr>
-          <w:rFonts w:ascii="Arial" w:hAnsi="Arial" w:cs="Arial"/>
-          <w:b w:val="0"/>
-          <w:bCs w:val="0"/>
-          <w:sz w:val="22"/>
-          <w:szCs w:val="22"/>
-        </w:rPr>
-        <w:br/>
-        <w:t xml:space="preserve">Prague – Clarion Congress / </w:t>
-      </w:r>
-      <w:proofErr w:type="spellStart"/>
-      <w:r>
-        <w:rPr>
-          <w:rFonts w:ascii="Arial" w:hAnsi="Arial" w:cs="Arial"/>
-          <w:b w:val="0"/>
-          <w:bCs w:val="0"/>
-          <w:sz w:val="22"/>
-          <w:szCs w:val="22"/>
-        </w:rPr>
-        <w:t>Olympik</w:t>
-      </w:r>
-      <w:proofErr w:type="spellEnd"/>
-      <w:r>
-        <w:rPr>
-          <w:rFonts w:ascii="Arial" w:hAnsi="Arial" w:cs="Arial"/>
-          <w:b w:val="0"/>
-          <w:bCs w:val="0"/>
-          <w:sz w:val="22"/>
-          <w:szCs w:val="22"/>
-        </w:rPr>
-        <w:t xml:space="preserve"> / Hotel Duo / Top Hotel / Diplomat (2N)</w:t>
-      </w:r>
-    </w:p>
-    <w:p>
-      <w:pPr>
-        <w:rPr>
-          <w:rFonts w:ascii="Arial" w:hAnsi="Arial" w:cs="Arial"/>
-          <w:b/>
-          <w:bCs/>
         </w:rPr>
       </w:pPr>
       <w:r>
@@ -580,16 +478,12 @@
       <w:r>
         <w:rPr>
           <w:rFonts w:ascii="Arial" w:hAnsi="Arial" w:cs="Arial"/>
-          <w:b/>
-          <w:bCs/>
         </w:rPr>
         <w:br/>
       </w:r>
       <w:r>
         <w:rPr>
           <w:rFonts w:ascii="Arial" w:hAnsi="Arial" w:cs="Arial"/>
-          <w:b/>
-          <w:bCs/>
         </w:rPr>
         <w:t>Tour Highlights</w:t>
       </w:r>
@@ -860,6 +754,7 @@
           <w:b/>
           <w:bCs/>
         </w:rPr>
+        <w:lastRenderedPageBreak/>
         <w:t>Day 01: Arrival in Amsterdam</w:t>
       </w:r>
       <w:r>
@@ -882,7 +777,6 @@
           <w:b/>
           <w:bCs/>
         </w:rPr>
-        <w:lastRenderedPageBreak/>
         <w:t xml:space="preserve">Day 02: Amsterdam – </w:t>
       </w:r>
       <w:proofErr w:type="spellStart"/>
@@ -1194,7 +1088,7 @@
           <w:rFonts w:ascii="Arial" w:hAnsi="Arial" w:cs="Arial"/>
         </w:rPr>
         <w:pict w14:anchorId="49B6A180">
-          <v:rect id="_x0000_i1030" style="width:0;height:1.5pt" o:hralign="center" o:hrstd="t" o:hr="t" fillcolor="#a0a0a0" stroked="f"/>
+          <v:rect id="_x0000_i1029" style="width:0;height:1.5pt" o:hralign="center" o:hrstd="t" o:hr="t" fillcolor="#a0a0a0" stroked="f"/>
         </w:pict>
       </w:r>
     </w:p>
@@ -1316,7 +1210,7 @@
           <w:rFonts w:ascii="Arial" w:hAnsi="Arial" w:cs="Arial"/>
         </w:rPr>
         <w:pict w14:anchorId="7E5E942C">
-          <v:rect id="_x0000_i1031" style="width:0;height:1.5pt" o:hralign="center" o:hrstd="t" o:hr="t" fillcolor="#a0a0a0" stroked="f"/>
+          <v:rect id="_x0000_i1030" style="width:0;height:1.5pt" o:hralign="center" o:hrstd="t" o:hr="t" fillcolor="#a0a0a0" stroked="f"/>
         </w:pict>
       </w:r>
     </w:p>
@@ -1352,6 +1246,7 @@
         <w:rPr>
           <w:rFonts w:ascii="Arial" w:hAnsi="Arial" w:cs="Arial"/>
         </w:rPr>
+        <w:lastRenderedPageBreak/>
         <w:t xml:space="preserve">11 </w:t>
       </w:r>
       <w:proofErr w:type="spellStart"/>
@@ -1444,7 +1339,6 @@
         <w:rPr>
           <w:rFonts w:ascii="Arial" w:hAnsi="Arial" w:cs="Arial"/>
         </w:rPr>
-        <w:lastRenderedPageBreak/>
         <w:t xml:space="preserve">Sightseeing with English speaking guide </w:t>
       </w:r>
     </w:p>
@@ -1513,7 +1407,7 @@
           <w:rFonts w:ascii="Arial" w:hAnsi="Arial" w:cs="Arial"/>
         </w:rPr>
         <w:pict w14:anchorId="0D6752AD">
-          <v:rect id="_x0000_i1032" style="width:0;height:1.5pt" o:hralign="center" o:hrstd="t" o:hr="t" fillcolor="#a0a0a0" stroked="f"/>
+          <v:rect id="_x0000_i1031" style="width:0;height:1.5pt" o:hralign="center" o:hrstd="t" o:hr="t" fillcolor="#a0a0a0" stroked="f"/>
         </w:pict>
       </w:r>
     </w:p>
@@ -1671,7 +1565,7 @@
           <w:rFonts w:ascii="Arial" w:hAnsi="Arial" w:cs="Arial"/>
         </w:rPr>
         <w:pict w14:anchorId="4FDB5F88">
-          <v:rect id="_x0000_i1033" style="width:0;height:1.5pt" o:hralign="center" o:hrstd="t" o:hr="t" fillcolor="#a0a0a0" stroked="f"/>
+          <v:rect id="_x0000_i1032" style="width:0;height:1.5pt" o:hralign="center" o:hrstd="t" o:hr="t" fillcolor="#a0a0a0" stroked="f"/>
         </w:pict>
       </w:r>
     </w:p>
@@ -1731,7 +1625,7 @@
 </file>
 
 <file path=word/endnotes.xml><?xml version="1.0" encoding="utf-8"?>
-<w:endnotes xmlns:wpc="http://schemas.microsoft.com/office/word/2010/wordprocessingCanvas" xmlns:cx="http://schemas.microsoft.com/office/drawing/2014/chartex" xmlns:cx1="http://schemas.microsoft.com/office/drawing/2015/9/8/chartex" xmlns:cx2="http://schemas.microsoft.com/office/drawing/2015/10/21/chartex" xmlns:cx3="http://schemas.microsoft.com/office/drawing/2016/5/9/chartex" xmlns:cx4="http://schemas.microsoft.com/office/drawing/2016/5/10/chartex" xmlns:cx5="http://schemas.microsoft.com/office/drawing/2016/5/11/chartex" xmlns:cx6="http://schemas.microsoft.com/office/drawing/2016/5/12/chartex" xmlns:cx7="http://schemas.microsoft.com/office/drawing/2016/5/13/chartex" xmlns:cx8="http://schemas.microsoft.com/office/drawing/2016/5/14/chartex" xmlns:mc="http://schemas.openxmlformats.org/markup-compatibility/2006" xmlns:aink="http://schemas.microsoft.com/office/drawing/2016/ink" xmlns:am3d="http://schemas.microsoft.com/office/drawing/2017/model3d" xmlns:o="urn:schemas-microsoft-com:office:office" xmlns:oel="http://schemas.microsoft.com/office/2019/extlst" xmlns:r="http://schemas.openxmlformats.org/officeDocument/2006/relationships" xmlns:m="http://schemas.openxmlformats.org/officeDocument/2006/math" xmlns:v="urn:schemas-microsoft-com:vml" xmlns:wp14="http://schemas.microsoft.com/office/word/2010/wordprocessingDrawing" xmlns:wp="http://schemas.openxmlformats.org/drawingml/2006/wordprocessingDrawing" xmlns:w10="urn:schemas-microsoft-com:office:word" xmlns:w="http://schemas.openxmlformats.org/wordprocessingml/2006/main" xmlns:w14="http://schemas.microsoft.com/office/word/2010/wordml" xmlns:w15="http://schemas.microsoft.com/office/word/2012/wordml" xmlns:w16cex="http://schemas.microsoft.com/office/word/2018/wordml/cex" xmlns:w16cid="http://schemas.microsoft.com/office/word/2016/wordml/cid" xmlns:w16="http://schemas.microsoft.com/office/word/2018/wordml" xmlns:w16du="http://schemas.microsoft.com/office/word/2023/wordml/word16du" xmlns:w16sdtdh="http://schemas.microsoft.com/office/word/2020/wordml/sdtdatahash" xmlns:w16sdtfl="http://schemas.microsoft.com/office/word/2024/wordml/sdtformatlock" xmlns:w16se="http://schemas.microsoft.com/office/word/2015/wordml/symex" xmlns:wpg="http://schemas.microsoft.com/office/word/2010/wordprocessingGroup" xmlns:wpi="http://schemas.microsoft.com/office/word/2010/wordprocessingInk" xmlns:wne="http://schemas.microsoft.com/office/word/2006/wordml" xmlns:wps="http://schemas.microsoft.com/office/word/2010/wordprocessingShape" mc:Ignorable="w14 w15 w16se w16cid w16 w16cex w16sdtdh w16sdtfl w16du wp14">
+<w:endnotes xmlns:wpc="http://schemas.microsoft.com/office/word/2010/wordprocessingCanvas" xmlns:cx="http://schemas.microsoft.com/office/drawing/2014/chartex" xmlns:cx1="http://schemas.microsoft.com/office/drawing/2015/9/8/chartex" xmlns:cx2="http://schemas.microsoft.com/office/drawing/2015/10/21/chartex" xmlns:cx3="http://schemas.microsoft.com/office/drawing/2016/5/9/chartex" xmlns:cx4="http://schemas.microsoft.com/office/drawing/2016/5/10/chartex" xmlns:cx5="http://schemas.microsoft.com/office/drawing/2016/5/11/chartex" xmlns:cx6="http://schemas.microsoft.com/office/drawing/2016/5/12/chartex" xmlns:cx7="http://schemas.microsoft.com/office/drawing/2016/5/13/chartex" xmlns:cx8="http://schemas.microsoft.com/office/drawing/2016/5/14/chartex" xmlns:mc="http://schemas.openxmlformats.org/markup-compatibility/2006" xmlns:aink="http://schemas.microsoft.com/office/drawing/2016/ink" xmlns:am3d="http://schemas.microsoft.com/office/drawing/2017/model3d" xmlns:o="urn:schemas-microsoft-com:office:office" xmlns:r="http://schemas.openxmlformats.org/officeDocument/2006/relationships" xmlns:m="http://schemas.openxmlformats.org/officeDocument/2006/math" xmlns:v="urn:schemas-microsoft-com:vml" xmlns:wp14="http://schemas.microsoft.com/office/word/2010/wordprocessingDrawing" xmlns:wp="http://schemas.openxmlformats.org/drawingml/2006/wordprocessingDrawing" xmlns:w10="urn:schemas-microsoft-com:office:word" xmlns:w="http://schemas.openxmlformats.org/wordprocessingml/2006/main" xmlns:w14="http://schemas.microsoft.com/office/word/2010/wordml" xmlns:w15="http://schemas.microsoft.com/office/word/2012/wordml" xmlns:w16cid="http://schemas.microsoft.com/office/word/2016/wordml/cid" xmlns:w16se="http://schemas.microsoft.com/office/word/2015/wordml/symex" xmlns:wpg="http://schemas.microsoft.com/office/word/2010/wordprocessingGroup" xmlns:wpi="http://schemas.microsoft.com/office/word/2010/wordprocessingInk" xmlns:wne="http://schemas.microsoft.com/office/word/2006/wordml" xmlns:wps="http://schemas.microsoft.com/office/word/2010/wordprocessingShape" mc:Ignorable="w14 w15 w16se w16cid wp14">
   <w:endnote w:type="separator" w:id="-1">
     <w:p>
       <w:pPr>
@@ -1756,7 +1650,7 @@
 </file>
 
 <file path=word/footer1.xml><?xml version="1.0" encoding="utf-8"?>
-<w:ftr xmlns:wpc="http://schemas.microsoft.com/office/word/2010/wordprocessingCanvas" xmlns:cx="http://schemas.microsoft.com/office/drawing/2014/chartex" xmlns:cx1="http://schemas.microsoft.com/office/drawing/2015/9/8/chartex" xmlns:cx2="http://schemas.microsoft.com/office/drawing/2015/10/21/chartex" xmlns:cx3="http://schemas.microsoft.com/office/drawing/2016/5/9/chartex" xmlns:cx4="http://schemas.microsoft.com/office/drawing/2016/5/10/chartex" xmlns:cx5="http://schemas.microsoft.com/office/drawing/2016/5/11/chartex" xmlns:cx6="http://schemas.microsoft.com/office/drawing/2016/5/12/chartex" xmlns:cx7="http://schemas.microsoft.com/office/drawing/2016/5/13/chartex" xmlns:cx8="http://schemas.microsoft.com/office/drawing/2016/5/14/chartex" xmlns:mc="http://schemas.openxmlformats.org/markup-compatibility/2006" xmlns:aink="http://schemas.microsoft.com/office/drawing/2016/ink" xmlns:am3d="http://schemas.microsoft.com/office/drawing/2017/model3d" xmlns:o="urn:schemas-microsoft-com:office:office" xmlns:oel="http://schemas.microsoft.com/office/2019/extlst" xmlns:r="http://schemas.openxmlformats.org/officeDocument/2006/relationships" xmlns:m="http://schemas.openxmlformats.org/officeDocument/2006/math" xmlns:v="urn:schemas-microsoft-com:vml" xmlns:wp14="http://schemas.microsoft.com/office/word/2010/wordprocessingDrawing" xmlns:wp="http://schemas.openxmlformats.org/drawingml/2006/wordprocessingDrawing" xmlns:w10="urn:schemas-microsoft-com:office:word" xmlns:w="http://schemas.openxmlformats.org/wordprocessingml/2006/main" xmlns:w14="http://schemas.microsoft.com/office/word/2010/wordml" xmlns:w15="http://schemas.microsoft.com/office/word/2012/wordml" xmlns:w16cex="http://schemas.microsoft.com/office/word/2018/wordml/cex" xmlns:w16cid="http://schemas.microsoft.com/office/word/2016/wordml/cid" xmlns:w16="http://schemas.microsoft.com/office/word/2018/wordml" xmlns:w16du="http://schemas.microsoft.com/office/word/2023/wordml/word16du" xmlns:w16sdtdh="http://schemas.microsoft.com/office/word/2020/wordml/sdtdatahash" xmlns:w16sdtfl="http://schemas.microsoft.com/office/word/2024/wordml/sdtformatlock" xmlns:w16se="http://schemas.microsoft.com/office/word/2015/wordml/symex" xmlns:wpg="http://schemas.microsoft.com/office/word/2010/wordprocessingGroup" xmlns:wpi="http://schemas.microsoft.com/office/word/2010/wordprocessingInk" xmlns:wne="http://schemas.microsoft.com/office/word/2006/wordml" xmlns:wps="http://schemas.microsoft.com/office/word/2010/wordprocessingShape" mc:Ignorable="w14 w15 w16se w16cid w16 w16cex w16sdtdh w16sdtfl w16du wp14">
+<w:ftr xmlns:wpc="http://schemas.microsoft.com/office/word/2010/wordprocessingCanvas" xmlns:cx="http://schemas.microsoft.com/office/drawing/2014/chartex" xmlns:cx1="http://schemas.microsoft.com/office/drawing/2015/9/8/chartex" xmlns:cx2="http://schemas.microsoft.com/office/drawing/2015/10/21/chartex" xmlns:cx3="http://schemas.microsoft.com/office/drawing/2016/5/9/chartex" xmlns:cx4="http://schemas.microsoft.com/office/drawing/2016/5/10/chartex" xmlns:cx5="http://schemas.microsoft.com/office/drawing/2016/5/11/chartex" xmlns:cx6="http://schemas.microsoft.com/office/drawing/2016/5/12/chartex" xmlns:cx7="http://schemas.microsoft.com/office/drawing/2016/5/13/chartex" xmlns:cx8="http://schemas.microsoft.com/office/drawing/2016/5/14/chartex" xmlns:mc="http://schemas.openxmlformats.org/markup-compatibility/2006" xmlns:aink="http://schemas.microsoft.com/office/drawing/2016/ink" xmlns:am3d="http://schemas.microsoft.com/office/drawing/2017/model3d" xmlns:o="urn:schemas-microsoft-com:office:office" xmlns:r="http://schemas.openxmlformats.org/officeDocument/2006/relationships" xmlns:m="http://schemas.openxmlformats.org/officeDocument/2006/math" xmlns:v="urn:schemas-microsoft-com:vml" xmlns:wp14="http://schemas.microsoft.com/office/word/2010/wordprocessingDrawing" xmlns:wp="http://schemas.openxmlformats.org/drawingml/2006/wordprocessingDrawing" xmlns:w10="urn:schemas-microsoft-com:office:word" xmlns:w="http://schemas.openxmlformats.org/wordprocessingml/2006/main" xmlns:w14="http://schemas.microsoft.com/office/word/2010/wordml" xmlns:w15="http://schemas.microsoft.com/office/word/2012/wordml" xmlns:w16cid="http://schemas.microsoft.com/office/word/2016/wordml/cid" xmlns:w16se="http://schemas.microsoft.com/office/word/2015/wordml/symex" xmlns:wpg="http://schemas.microsoft.com/office/word/2010/wordprocessingGroup" xmlns:wpi="http://schemas.microsoft.com/office/word/2010/wordprocessingInk" xmlns:wne="http://schemas.microsoft.com/office/word/2006/wordml" xmlns:wps="http://schemas.microsoft.com/office/word/2010/wordprocessingShape" mc:Ignorable="w14 w15 w16se w16cid wp14">
   <w:p>
     <w:pPr>
       <w:pStyle w:val="Footer"/>
@@ -1850,7 +1744,7 @@
 </file>
 
 <file path=word/footnotes.xml><?xml version="1.0" encoding="utf-8"?>
-<w:footnotes xmlns:wpc="http://schemas.microsoft.com/office/word/2010/wordprocessingCanvas" xmlns:cx="http://schemas.microsoft.com/office/drawing/2014/chartex" xmlns:cx1="http://schemas.microsoft.com/office/drawing/2015/9/8/chartex" xmlns:cx2="http://schemas.microsoft.com/office/drawing/2015/10/21/chartex" xmlns:cx3="http://schemas.microsoft.com/office/drawing/2016/5/9/chartex" xmlns:cx4="http://schemas.microsoft.com/office/drawing/2016/5/10/chartex" xmlns:cx5="http://schemas.microsoft.com/office/drawing/2016/5/11/chartex" xmlns:cx6="http://schemas.microsoft.com/office/drawing/2016/5/12/chartex" xmlns:cx7="http://schemas.microsoft.com/office/drawing/2016/5/13/chartex" xmlns:cx8="http://schemas.microsoft.com/office/drawing/2016/5/14/chartex" xmlns:mc="http://schemas.openxmlformats.org/markup-compatibility/2006" xmlns:aink="http://schemas.microsoft.com/office/drawing/2016/ink" xmlns:am3d="http://schemas.microsoft.com/office/drawing/2017/model3d" xmlns:o="urn:schemas-microsoft-com:office:office" xmlns:oel="http://schemas.microsoft.com/office/2019/extlst" xmlns:r="http://schemas.openxmlformats.org/officeDocument/2006/relationships" xmlns:m="http://schemas.openxmlformats.org/officeDocument/2006/math" xmlns:v="urn:schemas-microsoft-com:vml" xmlns:wp14="http://schemas.microsoft.com/office/word/2010/wordprocessingDrawing" xmlns:wp="http://schemas.openxmlformats.org/drawingml/2006/wordprocessingDrawing" xmlns:w10="urn:schemas-microsoft-com:office:word" xmlns:w="http://schemas.openxmlformats.org/wordprocessingml/2006/main" xmlns:w14="http://schemas.microsoft.com/office/word/2010/wordml" xmlns:w15="http://schemas.microsoft.com/office/word/2012/wordml" xmlns:w16cex="http://schemas.microsoft.com/office/word/2018/wordml/cex" xmlns:w16cid="http://schemas.microsoft.com/office/word/2016/wordml/cid" xmlns:w16="http://schemas.microsoft.com/office/word/2018/wordml" xmlns:w16du="http://schemas.microsoft.com/office/word/2023/wordml/word16du" xmlns:w16sdtdh="http://schemas.microsoft.com/office/word/2020/wordml/sdtdatahash" xmlns:w16sdtfl="http://schemas.microsoft.com/office/word/2024/wordml/sdtformatlock" xmlns:w16se="http://schemas.microsoft.com/office/word/2015/wordml/symex" xmlns:wpg="http://schemas.microsoft.com/office/word/2010/wordprocessingGroup" xmlns:wpi="http://schemas.microsoft.com/office/word/2010/wordprocessingInk" xmlns:wne="http://schemas.microsoft.com/office/word/2006/wordml" xmlns:wps="http://schemas.microsoft.com/office/word/2010/wordprocessingShape" mc:Ignorable="w14 w15 w16se w16cid w16 w16cex w16sdtdh w16sdtfl w16du wp14">
+<w:footnotes xmlns:wpc="http://schemas.microsoft.com/office/word/2010/wordprocessingCanvas" xmlns:cx="http://schemas.microsoft.com/office/drawing/2014/chartex" xmlns:cx1="http://schemas.microsoft.com/office/drawing/2015/9/8/chartex" xmlns:cx2="http://schemas.microsoft.com/office/drawing/2015/10/21/chartex" xmlns:cx3="http://schemas.microsoft.com/office/drawing/2016/5/9/chartex" xmlns:cx4="http://schemas.microsoft.com/office/drawing/2016/5/10/chartex" xmlns:cx5="http://schemas.microsoft.com/office/drawing/2016/5/11/chartex" xmlns:cx6="http://schemas.microsoft.com/office/drawing/2016/5/12/chartex" xmlns:cx7="http://schemas.microsoft.com/office/drawing/2016/5/13/chartex" xmlns:cx8="http://schemas.microsoft.com/office/drawing/2016/5/14/chartex" xmlns:mc="http://schemas.openxmlformats.org/markup-compatibility/2006" xmlns:aink="http://schemas.microsoft.com/office/drawing/2016/ink" xmlns:am3d="http://schemas.microsoft.com/office/drawing/2017/model3d" xmlns:o="urn:schemas-microsoft-com:office:office" xmlns:r="http://schemas.openxmlformats.org/officeDocument/2006/relationships" xmlns:m="http://schemas.openxmlformats.org/officeDocument/2006/math" xmlns:v="urn:schemas-microsoft-com:vml" xmlns:wp14="http://schemas.microsoft.com/office/word/2010/wordprocessingDrawing" xmlns:wp="http://schemas.openxmlformats.org/drawingml/2006/wordprocessingDrawing" xmlns:w10="urn:schemas-microsoft-com:office:word" xmlns:w="http://schemas.openxmlformats.org/wordprocessingml/2006/main" xmlns:w14="http://schemas.microsoft.com/office/word/2010/wordml" xmlns:w15="http://schemas.microsoft.com/office/word/2012/wordml" xmlns:w16cid="http://schemas.microsoft.com/office/word/2016/wordml/cid" xmlns:w16se="http://schemas.microsoft.com/office/word/2015/wordml/symex" xmlns:wpg="http://schemas.microsoft.com/office/word/2010/wordprocessingGroup" xmlns:wpi="http://schemas.microsoft.com/office/word/2010/wordprocessingInk" xmlns:wne="http://schemas.microsoft.com/office/word/2006/wordml" xmlns:wps="http://schemas.microsoft.com/office/word/2010/wordprocessingShape" mc:Ignorable="w14 w15 w16se w16cid wp14">
   <w:footnote w:type="separator" w:id="-1">
     <w:p>
       <w:pPr>
@@ -1875,7 +1769,7 @@
 </file>
 
 <file path=word/header1.xml><?xml version="1.0" encoding="utf-8"?>
-<w:hdr xmlns:wpc="http://schemas.microsoft.com/office/word/2010/wordprocessingCanvas" xmlns:cx="http://schemas.microsoft.com/office/drawing/2014/chartex" xmlns:cx1="http://schemas.microsoft.com/office/drawing/2015/9/8/chartex" xmlns:cx2="http://schemas.microsoft.com/office/drawing/2015/10/21/chartex" xmlns:cx3="http://schemas.microsoft.com/office/drawing/2016/5/9/chartex" xmlns:cx4="http://schemas.microsoft.com/office/drawing/2016/5/10/chartex" xmlns:cx5="http://schemas.microsoft.com/office/drawing/2016/5/11/chartex" xmlns:cx6="http://schemas.microsoft.com/office/drawing/2016/5/12/chartex" xmlns:cx7="http://schemas.microsoft.com/office/drawing/2016/5/13/chartex" xmlns:cx8="http://schemas.microsoft.com/office/drawing/2016/5/14/chartex" xmlns:mc="http://schemas.openxmlformats.org/markup-compatibility/2006" xmlns:aink="http://schemas.microsoft.com/office/drawing/2016/ink" xmlns:am3d="http://schemas.microsoft.com/office/drawing/2017/model3d" xmlns:o="urn:schemas-microsoft-com:office:office" xmlns:oel="http://schemas.microsoft.com/office/2019/extlst" xmlns:r="http://schemas.openxmlformats.org/officeDocument/2006/relationships" xmlns:m="http://schemas.openxmlformats.org/officeDocument/2006/math" xmlns:v="urn:schemas-microsoft-com:vml" xmlns:wp14="http://schemas.microsoft.com/office/word/2010/wordprocessingDrawing" xmlns:wp="http://schemas.openxmlformats.org/drawingml/2006/wordprocessingDrawing" xmlns:w10="urn:schemas-microsoft-com:office:word" xmlns:w="http://schemas.openxmlformats.org/wordprocessingml/2006/main" xmlns:w14="http://schemas.microsoft.com/office/word/2010/wordml" xmlns:w15="http://schemas.microsoft.com/office/word/2012/wordml" xmlns:w16cex="http://schemas.microsoft.com/office/word/2018/wordml/cex" xmlns:w16cid="http://schemas.microsoft.com/office/word/2016/wordml/cid" xmlns:w16="http://schemas.microsoft.com/office/word/2018/wordml" xmlns:w16du="http://schemas.microsoft.com/office/word/2023/wordml/word16du" xmlns:w16sdtdh="http://schemas.microsoft.com/office/word/2020/wordml/sdtdatahash" xmlns:w16sdtfl="http://schemas.microsoft.com/office/word/2024/wordml/sdtformatlock" xmlns:w16se="http://schemas.microsoft.com/office/word/2015/wordml/symex" xmlns:wpg="http://schemas.microsoft.com/office/word/2010/wordprocessingGroup" xmlns:wpi="http://schemas.microsoft.com/office/word/2010/wordprocessingInk" xmlns:wne="http://schemas.microsoft.com/office/word/2006/wordml" xmlns:wps="http://schemas.microsoft.com/office/word/2010/wordprocessingShape" mc:Ignorable="w14 w15 w16se w16cid w16 w16cex w16sdtdh w16sdtfl w16du wp14">
+<w:hdr xmlns:wpc="http://schemas.microsoft.com/office/word/2010/wordprocessingCanvas" xmlns:cx="http://schemas.microsoft.com/office/drawing/2014/chartex" xmlns:cx1="http://schemas.microsoft.com/office/drawing/2015/9/8/chartex" xmlns:cx2="http://schemas.microsoft.com/office/drawing/2015/10/21/chartex" xmlns:cx3="http://schemas.microsoft.com/office/drawing/2016/5/9/chartex" xmlns:cx4="http://schemas.microsoft.com/office/drawing/2016/5/10/chartex" xmlns:cx5="http://schemas.microsoft.com/office/drawing/2016/5/11/chartex" xmlns:cx6="http://schemas.microsoft.com/office/drawing/2016/5/12/chartex" xmlns:cx7="http://schemas.microsoft.com/office/drawing/2016/5/13/chartex" xmlns:cx8="http://schemas.microsoft.com/office/drawing/2016/5/14/chartex" xmlns:mc="http://schemas.openxmlformats.org/markup-compatibility/2006" xmlns:aink="http://schemas.microsoft.com/office/drawing/2016/ink" xmlns:am3d="http://schemas.microsoft.com/office/drawing/2017/model3d" xmlns:o="urn:schemas-microsoft-com:office:office" xmlns:r="http://schemas.openxmlformats.org/officeDocument/2006/relationships" xmlns:m="http://schemas.openxmlformats.org/officeDocument/2006/math" xmlns:v="urn:schemas-microsoft-com:vml" xmlns:wp14="http://schemas.microsoft.com/office/word/2010/wordprocessingDrawing" xmlns:wp="http://schemas.openxmlformats.org/drawingml/2006/wordprocessingDrawing" xmlns:w10="urn:schemas-microsoft-com:office:word" xmlns:w="http://schemas.openxmlformats.org/wordprocessingml/2006/main" xmlns:w14="http://schemas.microsoft.com/office/word/2010/wordml" xmlns:w15="http://schemas.microsoft.com/office/word/2012/wordml" xmlns:w16cid="http://schemas.microsoft.com/office/word/2016/wordml/cid" xmlns:w16se="http://schemas.microsoft.com/office/word/2015/wordml/symex" xmlns:wpg="http://schemas.microsoft.com/office/word/2010/wordprocessingGroup" xmlns:wpi="http://schemas.microsoft.com/office/word/2010/wordprocessingInk" xmlns:wne="http://schemas.microsoft.com/office/word/2006/wordml" xmlns:wps="http://schemas.microsoft.com/office/word/2010/wordprocessingShape" mc:Ignorable="w14 w15 w16se w16cid wp14">
   <w:p>
     <w:pPr>
       <w:pStyle w:val="Header"/>
@@ -1974,7 +1868,7 @@
 </file>
 
 <file path=word/numbering.xml><?xml version="1.0" encoding="utf-8"?>
-<w:numbering xmlns:wpc="http://schemas.microsoft.com/office/word/2010/wordprocessingCanvas" xmlns:cx="http://schemas.microsoft.com/office/drawing/2014/chartex" xmlns:cx1="http://schemas.microsoft.com/office/drawing/2015/9/8/chartex" xmlns:cx2="http://schemas.microsoft.com/office/drawing/2015/10/21/chartex" xmlns:cx3="http://schemas.microsoft.com/office/drawing/2016/5/9/chartex" xmlns:cx4="http://schemas.microsoft.com/office/drawing/2016/5/10/chartex" xmlns:cx5="http://schemas.microsoft.com/office/drawing/2016/5/11/chartex" xmlns:cx6="http://schemas.microsoft.com/office/drawing/2016/5/12/chartex" xmlns:cx7="http://schemas.microsoft.com/office/drawing/2016/5/13/chartex" xmlns:cx8="http://schemas.microsoft.com/office/drawing/2016/5/14/chartex" xmlns:mc="http://schemas.openxmlformats.org/markup-compatibility/2006" xmlns:aink="http://schemas.microsoft.com/office/drawing/2016/ink" xmlns:am3d="http://schemas.microsoft.com/office/drawing/2017/model3d" xmlns:o="urn:schemas-microsoft-com:office:office" xmlns:oel="http://schemas.microsoft.com/office/2019/extlst" xmlns:r="http://schemas.openxmlformats.org/officeDocument/2006/relationships" xmlns:m="http://schemas.openxmlformats.org/officeDocument/2006/math" xmlns:v="urn:schemas-microsoft-com:vml" xmlns:wp14="http://schemas.microsoft.com/office/word/2010/wordprocessingDrawing" xmlns:wp="http://schemas.openxmlformats.org/drawingml/2006/wordprocessingDrawing" xmlns:w10="urn:schemas-microsoft-com:office:word" xmlns:w="http://schemas.openxmlformats.org/wordprocessingml/2006/main" xmlns:w14="http://schemas.microsoft.com/office/word/2010/wordml" xmlns:w15="http://schemas.microsoft.com/office/word/2012/wordml" xmlns:w16cex="http://schemas.microsoft.com/office/word/2018/wordml/cex" xmlns:w16cid="http://schemas.microsoft.com/office/word/2016/wordml/cid" xmlns:w16="http://schemas.microsoft.com/office/word/2018/wordml" xmlns:w16du="http://schemas.microsoft.com/office/word/2023/wordml/word16du" xmlns:w16sdtdh="http://schemas.microsoft.com/office/word/2020/wordml/sdtdatahash" xmlns:w16sdtfl="http://schemas.microsoft.com/office/word/2024/wordml/sdtformatlock" xmlns:w16se="http://schemas.microsoft.com/office/word/2015/wordml/symex" xmlns:wpg="http://schemas.microsoft.com/office/word/2010/wordprocessingGroup" xmlns:wpi="http://schemas.microsoft.com/office/word/2010/wordprocessingInk" xmlns:wne="http://schemas.microsoft.com/office/word/2006/wordml" xmlns:wps="http://schemas.microsoft.com/office/word/2010/wordprocessingShape" mc:Ignorable="w14 w15 w16se w16cid w16 w16cex w16sdtdh w16sdtfl w16du wp14">
+<w:numbering xmlns:wpc="http://schemas.microsoft.com/office/word/2010/wordprocessingCanvas" xmlns:cx="http://schemas.microsoft.com/office/drawing/2014/chartex" xmlns:cx1="http://schemas.microsoft.com/office/drawing/2015/9/8/chartex" xmlns:cx2="http://schemas.microsoft.com/office/drawing/2015/10/21/chartex" xmlns:cx3="http://schemas.microsoft.com/office/drawing/2016/5/9/chartex" xmlns:cx4="http://schemas.microsoft.com/office/drawing/2016/5/10/chartex" xmlns:cx5="http://schemas.microsoft.com/office/drawing/2016/5/11/chartex" xmlns:cx6="http://schemas.microsoft.com/office/drawing/2016/5/12/chartex" xmlns:cx7="http://schemas.microsoft.com/office/drawing/2016/5/13/chartex" xmlns:cx8="http://schemas.microsoft.com/office/drawing/2016/5/14/chartex" xmlns:mc="http://schemas.openxmlformats.org/markup-compatibility/2006" xmlns:aink="http://schemas.microsoft.com/office/drawing/2016/ink" xmlns:am3d="http://schemas.microsoft.com/office/drawing/2017/model3d" xmlns:o="urn:schemas-microsoft-com:office:office" xmlns:r="http://schemas.openxmlformats.org/officeDocument/2006/relationships" xmlns:m="http://schemas.openxmlformats.org/officeDocument/2006/math" xmlns:v="urn:schemas-microsoft-com:vml" xmlns:wp14="http://schemas.microsoft.com/office/word/2010/wordprocessingDrawing" xmlns:wp="http://schemas.openxmlformats.org/drawingml/2006/wordprocessingDrawing" xmlns:w10="urn:schemas-microsoft-com:office:word" xmlns:w="http://schemas.openxmlformats.org/wordprocessingml/2006/main" xmlns:w14="http://schemas.microsoft.com/office/word/2010/wordml" xmlns:w15="http://schemas.microsoft.com/office/word/2012/wordml" xmlns:w16cid="http://schemas.microsoft.com/office/word/2016/wordml/cid" xmlns:w16se="http://schemas.microsoft.com/office/word/2015/wordml/symex" xmlns:wpg="http://schemas.microsoft.com/office/word/2010/wordprocessingGroup" xmlns:wpi="http://schemas.microsoft.com/office/word/2010/wordprocessingInk" xmlns:wne="http://schemas.microsoft.com/office/word/2006/wordml" xmlns:wps="http://schemas.microsoft.com/office/word/2010/wordprocessingShape" mc:Ignorable="w14 w15 w16se w16cid wp14">
   <w:abstractNum w:abstractNumId="0" w15:restartNumberingAfterBreak="0">
     <w:nsid w:val="04293AC0"/>
     <w:multiLevelType w:val="hybridMultilevel"/>
@@ -7238,6 +7132,119 @@
     </w:lvl>
   </w:abstractNum>
   <w:abstractNum w:abstractNumId="39" w15:restartNumberingAfterBreak="0">
+    <w:nsid w:val="78D25CB1"/>
+    <w:multiLevelType w:val="hybridMultilevel"/>
+    <w:tmpl w:val="7036348C"/>
+    <w:lvl w:ilvl="0" w:tplc="40090001">
+      <w:start w:val="1"/>
+      <w:numFmt w:val="bullet"/>
+      <w:lvlText w:val=""/>
+      <w:lvlJc w:val="left"/>
+      <w:pPr>
+        <w:ind w:left="720" w:hanging="360"/>
+      </w:pPr>
+      <w:rPr>
+        <w:rFonts w:ascii="Symbol" w:hAnsi="Symbol" w:hint="default"/>
+      </w:rPr>
+    </w:lvl>
+    <w:lvl w:ilvl="1" w:tplc="40090003" w:tentative="1">
+      <w:start w:val="1"/>
+      <w:numFmt w:val="bullet"/>
+      <w:lvlText w:val="o"/>
+      <w:lvlJc w:val="left"/>
+      <w:pPr>
+        <w:ind w:left="1440" w:hanging="360"/>
+      </w:pPr>
+      <w:rPr>
+        <w:rFonts w:ascii="Courier New" w:hAnsi="Courier New" w:cs="Courier New" w:hint="default"/>
+      </w:rPr>
+    </w:lvl>
+    <w:lvl w:ilvl="2" w:tplc="40090005" w:tentative="1">
+      <w:start w:val="1"/>
+      <w:numFmt w:val="bullet"/>
+      <w:lvlText w:val=""/>
+      <w:lvlJc w:val="left"/>
+      <w:pPr>
+        <w:ind w:left="2160" w:hanging="360"/>
+      </w:pPr>
+      <w:rPr>
+        <w:rFonts w:ascii="Wingdings" w:hAnsi="Wingdings" w:hint="default"/>
+      </w:rPr>
+    </w:lvl>
+    <w:lvl w:ilvl="3" w:tplc="40090001" w:tentative="1">
+      <w:start w:val="1"/>
+      <w:numFmt w:val="bullet"/>
+      <w:lvlText w:val=""/>
+      <w:lvlJc w:val="left"/>
+      <w:pPr>
+        <w:ind w:left="2880" w:hanging="360"/>
+      </w:pPr>
+      <w:rPr>
+        <w:rFonts w:ascii="Symbol" w:hAnsi="Symbol" w:hint="default"/>
+      </w:rPr>
+    </w:lvl>
+    <w:lvl w:ilvl="4" w:tplc="40090003" w:tentative="1">
+      <w:start w:val="1"/>
+      <w:numFmt w:val="bullet"/>
+      <w:lvlText w:val="o"/>
+      <w:lvlJc w:val="left"/>
+      <w:pPr>
+        <w:ind w:left="3600" w:hanging="360"/>
+      </w:pPr>
+      <w:rPr>
+        <w:rFonts w:ascii="Courier New" w:hAnsi="Courier New" w:cs="Courier New" w:hint="default"/>
+      </w:rPr>
+    </w:lvl>
+    <w:lvl w:ilvl="5" w:tplc="40090005" w:tentative="1">
+      <w:start w:val="1"/>
+      <w:numFmt w:val="bullet"/>
+      <w:lvlText w:val=""/>
+      <w:lvlJc w:val="left"/>
+      <w:pPr>
+        <w:ind w:left="4320" w:hanging="360"/>
+      </w:pPr>
+      <w:rPr>
+        <w:rFonts w:ascii="Wingdings" w:hAnsi="Wingdings" w:hint="default"/>
+      </w:rPr>
+    </w:lvl>
+    <w:lvl w:ilvl="6" w:tplc="40090001" w:tentative="1">
+      <w:start w:val="1"/>
+      <w:numFmt w:val="bullet"/>
+      <w:lvlText w:val=""/>
+      <w:lvlJc w:val="left"/>
+      <w:pPr>
+        <w:ind w:left="5040" w:hanging="360"/>
+      </w:pPr>
+      <w:rPr>
+        <w:rFonts w:ascii="Symbol" w:hAnsi="Symbol" w:hint="default"/>
+      </w:rPr>
+    </w:lvl>
+    <w:lvl w:ilvl="7" w:tplc="40090003" w:tentative="1">
+      <w:start w:val="1"/>
+      <w:numFmt w:val="bullet"/>
+      <w:lvlText w:val="o"/>
+      <w:lvlJc w:val="left"/>
+      <w:pPr>
+        <w:ind w:left="5760" w:hanging="360"/>
+      </w:pPr>
+      <w:rPr>
+        <w:rFonts w:ascii="Courier New" w:hAnsi="Courier New" w:cs="Courier New" w:hint="default"/>
+      </w:rPr>
+    </w:lvl>
+    <w:lvl w:ilvl="8" w:tplc="40090005" w:tentative="1">
+      <w:start w:val="1"/>
+      <w:numFmt w:val="bullet"/>
+      <w:lvlText w:val=""/>
+      <w:lvlJc w:val="left"/>
+      <w:pPr>
+        <w:ind w:left="6480" w:hanging="360"/>
+      </w:pPr>
+      <w:rPr>
+        <w:rFonts w:ascii="Wingdings" w:hAnsi="Wingdings" w:hint="default"/>
+      </w:rPr>
+    </w:lvl>
+  </w:abstractNum>
+  <w:abstractNum w:abstractNumId="40" w15:restartNumberingAfterBreak="0">
     <w:nsid w:val="790A440B"/>
     <w:multiLevelType w:val="multilevel"/>
     <w:tmpl w:val="526A1E14"/>
@@ -7386,131 +7393,134 @@
       </w:rPr>
     </w:lvl>
   </w:abstractNum>
-  <w:num w:numId="1" w16cid:durableId="1623270772">
+  <w:num w:numId="1">
     <w:abstractNumId w:val="10"/>
   </w:num>
-  <w:num w:numId="2" w16cid:durableId="1966689855">
+  <w:num w:numId="2">
     <w:abstractNumId w:val="14"/>
   </w:num>
-  <w:num w:numId="3" w16cid:durableId="54399770">
+  <w:num w:numId="3">
     <w:abstractNumId w:val="27"/>
   </w:num>
-  <w:num w:numId="4" w16cid:durableId="1372850837">
+  <w:num w:numId="4">
     <w:abstractNumId w:val="29"/>
   </w:num>
-  <w:num w:numId="5" w16cid:durableId="2112579901">
+  <w:num w:numId="5">
     <w:abstractNumId w:val="17"/>
   </w:num>
-  <w:num w:numId="6" w16cid:durableId="1433865893">
+  <w:num w:numId="6">
     <w:abstractNumId w:val="0"/>
   </w:num>
-  <w:num w:numId="7" w16cid:durableId="1422409909">
+  <w:num w:numId="7">
     <w:abstractNumId w:val="20"/>
   </w:num>
-  <w:num w:numId="8" w16cid:durableId="1136220238">
+  <w:num w:numId="8">
     <w:abstractNumId w:val="6"/>
   </w:num>
-  <w:num w:numId="9" w16cid:durableId="882056303">
+  <w:num w:numId="9">
     <w:abstractNumId w:val="16"/>
   </w:num>
-  <w:num w:numId="10" w16cid:durableId="549730919">
+  <w:num w:numId="10">
     <w:abstractNumId w:val="19"/>
   </w:num>
-  <w:num w:numId="11" w16cid:durableId="1917206015">
+  <w:num w:numId="11">
     <w:abstractNumId w:val="7"/>
   </w:num>
-  <w:num w:numId="12" w16cid:durableId="20984199">
+  <w:num w:numId="12">
     <w:abstractNumId w:val="31"/>
   </w:num>
-  <w:num w:numId="13" w16cid:durableId="916402429">
+  <w:num w:numId="13">
     <w:abstractNumId w:val="2"/>
   </w:num>
-  <w:num w:numId="14" w16cid:durableId="1804617233">
+  <w:num w:numId="14">
     <w:abstractNumId w:val="23"/>
   </w:num>
-  <w:num w:numId="15" w16cid:durableId="1260991558">
+  <w:num w:numId="15">
     <w:abstractNumId w:val="9"/>
   </w:num>
-  <w:num w:numId="16" w16cid:durableId="2086221537">
+  <w:num w:numId="16">
     <w:abstractNumId w:val="11"/>
   </w:num>
-  <w:num w:numId="17" w16cid:durableId="1095125517">
+  <w:num w:numId="17">
     <w:abstractNumId w:val="13"/>
   </w:num>
-  <w:num w:numId="18" w16cid:durableId="52509970">
+  <w:num w:numId="18">
     <w:abstractNumId w:val="30"/>
   </w:num>
-  <w:num w:numId="19" w16cid:durableId="617491984">
-    <w:abstractNumId w:val="39"/>
+  <w:num w:numId="19">
+    <w:abstractNumId w:val="40"/>
   </w:num>
-  <w:num w:numId="20" w16cid:durableId="2070490037">
+  <w:num w:numId="20">
     <w:abstractNumId w:val="8"/>
   </w:num>
-  <w:num w:numId="21" w16cid:durableId="738989180">
+  <w:num w:numId="21">
     <w:abstractNumId w:val="22"/>
   </w:num>
-  <w:num w:numId="22" w16cid:durableId="2017804390">
+  <w:num w:numId="22">
     <w:abstractNumId w:val="38"/>
   </w:num>
-  <w:num w:numId="23" w16cid:durableId="1342470732">
+  <w:num w:numId="23">
     <w:abstractNumId w:val="33"/>
   </w:num>
-  <w:num w:numId="24" w16cid:durableId="790130960">
+  <w:num w:numId="24">
     <w:abstractNumId w:val="35"/>
   </w:num>
-  <w:num w:numId="25" w16cid:durableId="1380518136">
+  <w:num w:numId="25">
     <w:abstractNumId w:val="34"/>
   </w:num>
-  <w:num w:numId="26" w16cid:durableId="1950313342">
+  <w:num w:numId="26">
     <w:abstractNumId w:val="37"/>
   </w:num>
-  <w:num w:numId="27" w16cid:durableId="908885876">
+  <w:num w:numId="27">
     <w:abstractNumId w:val="26"/>
   </w:num>
-  <w:num w:numId="28" w16cid:durableId="942415472">
+  <w:num w:numId="28">
     <w:abstractNumId w:val="1"/>
   </w:num>
-  <w:num w:numId="29" w16cid:durableId="1068335090">
+  <w:num w:numId="29">
     <w:abstractNumId w:val="28"/>
   </w:num>
-  <w:num w:numId="30" w16cid:durableId="825360686">
+  <w:num w:numId="30">
     <w:abstractNumId w:val="5"/>
   </w:num>
-  <w:num w:numId="31" w16cid:durableId="1544753342">
+  <w:num w:numId="31">
     <w:abstractNumId w:val="15"/>
   </w:num>
-  <w:num w:numId="32" w16cid:durableId="500044501">
+  <w:num w:numId="32">
     <w:abstractNumId w:val="32"/>
   </w:num>
-  <w:num w:numId="33" w16cid:durableId="960957525">
+  <w:num w:numId="33">
     <w:abstractNumId w:val="36"/>
   </w:num>
-  <w:num w:numId="34" w16cid:durableId="873735810">
+  <w:num w:numId="34">
     <w:abstractNumId w:val="25"/>
   </w:num>
-  <w:num w:numId="35" w16cid:durableId="603341345">
+  <w:num w:numId="35">
     <w:abstractNumId w:val="24"/>
   </w:num>
-  <w:num w:numId="36" w16cid:durableId="943607698">
+  <w:num w:numId="36">
     <w:abstractNumId w:val="12"/>
   </w:num>
-  <w:num w:numId="37" w16cid:durableId="1916233676">
+  <w:num w:numId="37">
     <w:abstractNumId w:val="4"/>
   </w:num>
-  <w:num w:numId="38" w16cid:durableId="1467430133">
+  <w:num w:numId="38">
     <w:abstractNumId w:val="21"/>
   </w:num>
-  <w:num w:numId="39" w16cid:durableId="916402721">
+  <w:num w:numId="39">
     <w:abstractNumId w:val="3"/>
   </w:num>
-  <w:num w:numId="40" w16cid:durableId="597562905">
+  <w:num w:numId="40">
     <w:abstractNumId w:val="18"/>
+  </w:num>
+  <w:num w:numId="41">
+    <w:abstractNumId w:val="39"/>
   </w:num>
 </w:numbering>
 </file>
 
 <file path=word/styles.xml><?xml version="1.0" encoding="utf-8"?>
-<w:styles xmlns:mc="http://schemas.openxmlformats.org/markup-compatibility/2006" xmlns:r="http://schemas.openxmlformats.org/officeDocument/2006/relationships" xmlns:w="http://schemas.openxmlformats.org/wordprocessingml/2006/main" xmlns:w14="http://schemas.microsoft.com/office/word/2010/wordml" xmlns:w15="http://schemas.microsoft.com/office/word/2012/wordml" xmlns:w16cex="http://schemas.microsoft.com/office/word/2018/wordml/cex" xmlns:w16cid="http://schemas.microsoft.com/office/word/2016/wordml/cid" xmlns:w16="http://schemas.microsoft.com/office/word/2018/wordml" xmlns:w16du="http://schemas.microsoft.com/office/word/2023/wordml/word16du" xmlns:w16sdtdh="http://schemas.microsoft.com/office/word/2020/wordml/sdtdatahash" xmlns:w16sdtfl="http://schemas.microsoft.com/office/word/2024/wordml/sdtformatlock" xmlns:w16se="http://schemas.microsoft.com/office/word/2015/wordml/symex" mc:Ignorable="w14 w15 w16se w16cid w16 w16cex w16sdtdh w16sdtfl w16du">
+<w:styles xmlns:mc="http://schemas.openxmlformats.org/markup-compatibility/2006" xmlns:r="http://schemas.openxmlformats.org/officeDocument/2006/relationships" xmlns:w="http://schemas.openxmlformats.org/wordprocessingml/2006/main" xmlns:w14="http://schemas.microsoft.com/office/word/2010/wordml" xmlns:w15="http://schemas.microsoft.com/office/word/2012/wordml" xmlns:w16cid="http://schemas.microsoft.com/office/word/2016/wordml/cid" xmlns:w16se="http://schemas.microsoft.com/office/word/2015/wordml/symex" mc:Ignorable="w14 w15 w16se w16cid">
   <w:docDefaults>
     <w:rPrDefault>
       <w:rPr>
@@ -7526,7 +7536,7 @@
       </w:pPr>
     </w:pPrDefault>
   </w:docDefaults>
-  <w:latentStyles w:defLockedState="0" w:defUIPriority="99" w:defSemiHidden="0" w:defUnhideWhenUsed="0" w:defQFormat="0" w:count="376">
+  <w:latentStyles w:defLockedState="0" w:defUIPriority="99" w:defSemiHidden="0" w:defUnhideWhenUsed="0" w:defQFormat="0" w:count="375">
     <w:lsdException w:name="Normal" w:uiPriority="0" w:qFormat="1"/>
     <w:lsdException w:name="heading 1" w:uiPriority="9" w:qFormat="1"/>
     <w:lsdException w:name="heading 2" w:semiHidden="1" w:uiPriority="9" w:unhideWhenUsed="1" w:qFormat="1"/>
@@ -7902,7 +7912,6 @@
     <w:lsdException w:name="Smart Hyperlink" w:semiHidden="1" w:unhideWhenUsed="1"/>
     <w:lsdException w:name="Hashtag" w:semiHidden="1" w:unhideWhenUsed="1"/>
     <w:lsdException w:name="Unresolved Mention" w:semiHidden="1" w:unhideWhenUsed="1"/>
-    <w:lsdException w:name="Smart Link" w:semiHidden="1" w:unhideWhenUsed="1"/>
   </w:latentStyles>
   <w:style w:type="paragraph" w:default="1" w:styleId="Normal">
     <w:name w:val="Normal"/>
@@ -7951,6 +7960,7 @@
   <w:style w:type="character" w:default="1" w:styleId="DefaultParagraphFont">
     <w:name w:val="Default Paragraph Font"/>
     <w:uiPriority w:val="1"/>
+    <w:semiHidden/>
     <w:unhideWhenUsed/>
   </w:style>
   <w:style w:type="table" w:default="1" w:styleId="TableNormal">
